--- a/supplemental-RTS-plan.docx
+++ b/supplemental-RTS-plan.docx
@@ -241,10 +241,7 @@
               <w:t xml:space="preserve">, lay horizontal, </w:t>
             </w:r>
             <w:r>
-              <w:t xml:space="preserve">walking </w:t>
-            </w:r>
-            <w:r>
-              <w:t>in home</w:t>
+              <w:t>walking in home</w:t>
             </w:r>
             <w:r>
               <w:t>, some stairs</w:t>
@@ -287,10 +284,7 @@
           </w:tcPr>
           <w:p>
             <w:r>
-              <w:t>No school</w:t>
-            </w:r>
-            <w:r>
-              <w:t xml:space="preserve"> 2 weeks post-op</w:t>
+              <w:t>No school 2 weeks post-op</w:t>
             </w:r>
           </w:p>
           <w:p>
@@ -1123,10 +1117,7 @@
               <w:t>/hike</w:t>
             </w:r>
             <w:r>
-              <w:t xml:space="preserve"> outside </w:t>
-            </w:r>
-            <w:r>
-              <w:t>daily</w:t>
+              <w:t xml:space="preserve"> outside daily</w:t>
             </w:r>
             <w:r>
               <w:t>, mostly flat</w:t>
@@ -1146,10 +1137,7 @@
           </w:p>
           <w:p>
             <w:r>
-              <w:t>30</w:t>
-            </w:r>
-            <w:r>
-              <w:t xml:space="preserve"> min trainer ride, Zone 1</w:t>
+              <w:t>30 min trainer ride, Zone 1</w:t>
             </w:r>
           </w:p>
           <w:p>
@@ -1194,7 +1182,15 @@
           </w:p>
           <w:p>
             <w:r>
-              <w:t>Banded supine lat pulldown (on floor in crook lying)</w:t>
+              <w:t xml:space="preserve">Banded supine </w:t>
+            </w:r>
+            <w:proofErr w:type="spellStart"/>
+            <w:r>
+              <w:t>lat</w:t>
+            </w:r>
+            <w:proofErr w:type="spellEnd"/>
+            <w:r>
+              <w:t xml:space="preserve"> pulldown (on floor in crook lying)</w:t>
             </w:r>
           </w:p>
           <w:p>
@@ -1260,7 +1256,15 @@
           <w:p/>
           <w:p>
             <w:r>
-              <w:t xml:space="preserve">(note: it is </w:t>
+              <w:t>(</w:t>
+            </w:r>
+            <w:proofErr w:type="gramStart"/>
+            <w:r>
+              <w:t>note</w:t>
+            </w:r>
+            <w:proofErr w:type="gramEnd"/>
+            <w:r>
+              <w:t xml:space="preserve">: it is </w:t>
             </w:r>
             <w:r>
               <w:t xml:space="preserve">expected </w:t>
@@ -1275,7 +1279,15 @@
               <w:t>as you are recovering</w:t>
             </w:r>
             <w:r>
-              <w:t>. But not severe symptoms all of the time</w:t>
+              <w:t xml:space="preserve">. But not severe symptoms </w:t>
+            </w:r>
+            <w:proofErr w:type="gramStart"/>
+            <w:r>
+              <w:t>all of</w:t>
+            </w:r>
+            <w:proofErr w:type="gramEnd"/>
+            <w:r>
+              <w:t xml:space="preserve"> the time</w:t>
             </w:r>
             <w:r>
               <w:t>)</w:t>
@@ -1417,10 +1429,7 @@
               <w:t>Able to perform strengthening exercises with no elevation of BP (to be monitored in</w:t>
             </w:r>
             <w:r>
-              <w:t xml:space="preserve"> </w:t>
-            </w:r>
-            <w:r>
-              <w:t>physiology</w:t>
+              <w:t xml:space="preserve"> physiology</w:t>
             </w:r>
             <w:r>
               <w:t xml:space="preserve"> clinic)</w:t>
@@ -1648,7 +1657,15 @@
           </w:tcPr>
           <w:p>
             <w:r>
-              <w:t>Walking daily; can introduce longer walks/hikes 1-2 hrs, 1-2/wk, over more hilly terrain as tolerated</w:t>
+              <w:t>Walking daily; can introduce longer walks/hikes 1-2 hrs, 1-2/</w:t>
+            </w:r>
+            <w:proofErr w:type="spellStart"/>
+            <w:r>
+              <w:t>wk</w:t>
+            </w:r>
+            <w:proofErr w:type="spellEnd"/>
+            <w:r>
+              <w:t>, over more hilly terrain as tolerated</w:t>
             </w:r>
           </w:p>
           <w:p/>
@@ -1699,7 +1716,15 @@
           </w:p>
           <w:p>
             <w:r>
-              <w:t>½-kneeling banded lat pulldown</w:t>
+              <w:t xml:space="preserve">½-kneeling banded </w:t>
+            </w:r>
+            <w:proofErr w:type="spellStart"/>
+            <w:r>
+              <w:t>lat</w:t>
+            </w:r>
+            <w:proofErr w:type="spellEnd"/>
+            <w:r>
+              <w:t xml:space="preserve"> pulldown</w:t>
             </w:r>
           </w:p>
           <w:p>
@@ -1719,7 +1744,15 @@
           </w:p>
           <w:p>
             <w:r>
-              <w:t>Standing 2-foot Pallof press</w:t>
+              <w:t xml:space="preserve">Standing 2-foot </w:t>
+            </w:r>
+            <w:proofErr w:type="spellStart"/>
+            <w:r>
+              <w:t>Pallof</w:t>
+            </w:r>
+            <w:proofErr w:type="spellEnd"/>
+            <w:r>
+              <w:t xml:space="preserve"> press</w:t>
             </w:r>
           </w:p>
           <w:p>
@@ -1762,7 +1795,15 @@
           <w:p/>
           <w:p>
             <w:r>
-              <w:t xml:space="preserve">(note: it is </w:t>
+              <w:t>(</w:t>
+            </w:r>
+            <w:proofErr w:type="gramStart"/>
+            <w:r>
+              <w:t>note</w:t>
+            </w:r>
+            <w:proofErr w:type="gramEnd"/>
+            <w:r>
+              <w:t xml:space="preserve">: it is </w:t>
             </w:r>
             <w:r>
               <w:t xml:space="preserve">expected </w:t>
@@ -1777,7 +1818,15 @@
               <w:t>as you are recovering</w:t>
             </w:r>
             <w:r>
-              <w:t>. But not severe symptoms all of the time</w:t>
+              <w:t xml:space="preserve">. But not severe symptoms </w:t>
+            </w:r>
+            <w:proofErr w:type="gramStart"/>
+            <w:r>
+              <w:t>all of</w:t>
+            </w:r>
+            <w:proofErr w:type="gramEnd"/>
+            <w:r>
+              <w:t xml:space="preserve"> the time</w:t>
             </w:r>
             <w:r>
               <w:t>)</w:t>
@@ -2069,19 +2118,28 @@
           </w:p>
           <w:p>
             <w:r>
-              <w:t>Progress up to 10 hrs/wk</w:t>
-            </w:r>
+              <w:t>Progress up to 10 hrs/</w:t>
+            </w:r>
+            <w:proofErr w:type="spellStart"/>
+            <w:r>
+              <w:t>wk</w:t>
+            </w:r>
+            <w:proofErr w:type="spellEnd"/>
           </w:p>
           <w:p/>
           <w:p>
             <w:r>
-              <w:t>Progress 90</w:t>
-            </w:r>
-            <w:r>
-              <w:t>-120</w:t>
-            </w:r>
-            <w:r>
-              <w:t xml:space="preserve"> min in Zone 1-2</w:t>
+              <w:t>Progress 90-120 min in Zone 1-2</w:t>
+            </w:r>
+          </w:p>
+          <w:p>
+            <w:r>
+              <w:t>Up to 3x 15 min intervals in Zone 3</w:t>
+            </w:r>
+          </w:p>
+          <w:p>
+            <w:r>
+              <w:t>OR</w:t>
             </w:r>
           </w:p>
           <w:p>
@@ -2089,19 +2147,6 @@
               <w:t xml:space="preserve">Up to 3x </w:t>
             </w:r>
             <w:r>
-              <w:t>15 min intervals in Zone 3</w:t>
-            </w:r>
-          </w:p>
-          <w:p>
-            <w:r>
-              <w:t>OR</w:t>
-            </w:r>
-          </w:p>
-          <w:p>
-            <w:r>
-              <w:t xml:space="preserve">Up to 3x </w:t>
-            </w:r>
-            <w:r>
               <w:t>10</w:t>
             </w:r>
             <w:r>
@@ -2116,16 +2161,7 @@
           </w:p>
           <w:p>
             <w:r>
-              <w:t xml:space="preserve">Progress to 2/day 60 min </w:t>
-            </w:r>
-            <w:r>
-              <w:t>trainer</w:t>
-            </w:r>
-            <w:r>
-              <w:t xml:space="preserve">, then to 1/day </w:t>
-            </w:r>
-            <w:r>
-              <w:t>120 min trainer</w:t>
+              <w:t>Progress to 2/day 60 min trainer, then to 1/day 120 min trainer</w:t>
             </w:r>
           </w:p>
           <w:p/>
@@ -2192,7 +2228,15 @@
           </w:p>
           <w:p>
             <w:r>
-              <w:t>Split-stance Pallof press</w:t>
+              <w:t xml:space="preserve">Split-stance </w:t>
+            </w:r>
+            <w:proofErr w:type="spellStart"/>
+            <w:r>
+              <w:t>Pallof</w:t>
+            </w:r>
+            <w:proofErr w:type="spellEnd"/>
+            <w:r>
+              <w:t xml:space="preserve"> press</w:t>
             </w:r>
           </w:p>
         </w:tc>
@@ -2472,16 +2516,7 @@
           <w:p/>
           <w:p>
             <w:r>
-              <w:t xml:space="preserve">Return to </w:t>
-            </w:r>
-            <w:r>
-              <w:t xml:space="preserve">regular training </w:t>
-            </w:r>
-            <w:r>
-              <w:t>structure</w:t>
-            </w:r>
-            <w:r>
-              <w:t xml:space="preserve"> under coach</w:t>
+              <w:t>Return to regular training structure under coach</w:t>
             </w:r>
           </w:p>
         </w:tc>
@@ -2505,8 +2540,13 @@
           </w:p>
           <w:p>
             <w:r>
-              <w:t>15 hrs/wk</w:t>
-            </w:r>
+              <w:t>15 hrs/</w:t>
+            </w:r>
+            <w:proofErr w:type="spellStart"/>
+            <w:r>
+              <w:t>wk</w:t>
+            </w:r>
+            <w:proofErr w:type="spellEnd"/>
             <w:r>
               <w:t xml:space="preserve"> on bike</w:t>
             </w:r>
@@ -2544,7 +2584,17 @@
               <w:t>Initially work on volume</w:t>
             </w:r>
             <w:r>
-              <w:t>. Add intensity with shorter intervals &amp; longer rests (e.g. 1:1 or 1:2 work:rest)</w:t>
+              <w:t xml:space="preserve">. Add intensity with shorter intervals &amp; longer rests (e.g. 1:1 or 1:2 </w:t>
+            </w:r>
+            <w:proofErr w:type="spellStart"/>
+            <w:proofErr w:type="gramStart"/>
+            <w:r>
+              <w:t>work:rest</w:t>
+            </w:r>
+            <w:proofErr w:type="spellEnd"/>
+            <w:proofErr w:type="gramEnd"/>
+            <w:r>
+              <w:t>)</w:t>
             </w:r>
           </w:p>
           <w:p>
@@ -2574,7 +2624,15 @@
           </w:p>
           <w:p>
             <w:r>
-              <w:t>Re-introduce valsalva, practice isometric under heavier loads</w:t>
+              <w:t xml:space="preserve">Re-introduce </w:t>
+            </w:r>
+            <w:proofErr w:type="spellStart"/>
+            <w:r>
+              <w:t>valsalva</w:t>
+            </w:r>
+            <w:proofErr w:type="spellEnd"/>
+            <w:r>
+              <w:t>, practice isometric under heavier loads</w:t>
             </w:r>
           </w:p>
           <w:p>
@@ -2645,7 +2703,15 @@
           </w:tcPr>
           <w:p>
             <w:r>
-              <w:t>Able to tolerate near-full training load with no symptoms accumulation</w:t>
+              <w:t xml:space="preserve">Able to tolerate near-full training load with no </w:t>
+            </w:r>
+            <w:proofErr w:type="gramStart"/>
+            <w:r>
+              <w:t>symptoms</w:t>
+            </w:r>
+            <w:proofErr w:type="gramEnd"/>
+            <w:r>
+              <w:t xml:space="preserve"> accumulation</w:t>
             </w:r>
           </w:p>
           <w:p>
